--- a/docs/MVP-Mobile.docx
+++ b/docs/MVP-Mobile.docx
@@ -100,7 +100,7 @@
                 <w:szCs w:val="19"/>
                 <w:rtl/>
               </w:rPr>
-              <w:t xml:space="preserve">3.0 (על גבי Spotfire, מיושר ל-MVP המקוצר 2.3)</w:t>
+              <w:t xml:space="preserve">3.0 (על גבי Spotfire, מיושר ל-MVP המקוצר 2.4)</w:t>
             </w:r>
           </w:p>
         </w:tc>

--- a/docs/MVP-Mobile.docx
+++ b/docs/MVP-Mobile.docx
@@ -532,7 +532,7 @@
                 <w:szCs w:val="19"/>
                 <w:rtl/>
               </w:rPr>
-              <w:t xml:space="preserve">איור בסעיף 1, וגרסה אינטראקטיבית (נתונים מומצאים): https://claude.ai/artifact/DDAnhE89An5LxPssAnnLVn</w:t>
+              <w:t xml:space="preserve">איור בסעיף 1, והדגמה חיה של שלושת העמודים, עם רענון מדומה (נתונים מומצאים): https://claude.ai/artifact/DKic16T79D1M1K6WJYbSmD#phone</w:t>
             </w:r>
           </w:p>
         </w:tc>
